--- a/CA3 Brief.docx
+++ b/CA3 Brief.docx
@@ -141,7 +141,23 @@
         <w:pStyle w:val="ListBullet"/>
       </w:pPr>
       <w:r>
-        <w:t>A working Next.js web application created with AI-assisted development (“vibe coding”) and full prompt transcripts.</w:t>
+        <w:t xml:space="preserve">A working Next.js web application created with AI-assisted </w:t>
+      </w:r>
+      <w:proofErr w:type="gramStart"/>
+      <w:r>
+        <w:t>development (“</w:t>
+      </w:r>
+      <w:proofErr w:type="gramEnd"/>
+      <w:r>
+        <w:t xml:space="preserve">vibe </w:t>
+      </w:r>
+      <w:proofErr w:type="gramStart"/>
+      <w:r>
+        <w:t>coding”)</w:t>
+      </w:r>
+      <w:proofErr w:type="gramEnd"/>
+      <w:r>
+        <w:t xml:space="preserve"> and full prompt transcripts.</w:t>
       </w:r>
     </w:p>
     <w:p>
@@ -197,7 +213,23 @@
         <w:pStyle w:val="ListBullet"/>
       </w:pPr>
       <w:r>
-        <w:t>Section 1 (Design Report): NO generative AI (e.g., ChatGPT/Claude or other genAI tools). Any genAI use results in 0 for this section for the whole group.</w:t>
+        <w:t xml:space="preserve">Section 1 (Design Report): NO generative AI (e.g., ChatGPT/Claude or other </w:t>
+      </w:r>
+      <w:proofErr w:type="spellStart"/>
+      <w:r>
+        <w:t>genAI</w:t>
+      </w:r>
+      <w:proofErr w:type="spellEnd"/>
+      <w:r>
+        <w:t xml:space="preserve"> tools). Any </w:t>
+      </w:r>
+      <w:proofErr w:type="spellStart"/>
+      <w:r>
+        <w:t>genAI</w:t>
+      </w:r>
+      <w:proofErr w:type="spellEnd"/>
+      <w:r>
+        <w:t xml:space="preserve"> use results in 0 for this section for the whole group.</w:t>
       </w:r>
     </w:p>
     <w:p>
@@ -221,7 +253,15 @@
         <w:pStyle w:val="ListBullet"/>
       </w:pPr>
       <w:r>
-        <w:t>Your deployment must be free-tier (e.g., Netlify) and connected to Git for automatic deploy on push.</w:t>
+        <w:t xml:space="preserve">Your deployment must be free-tier (e.g., Netlify) and connected to Git for automatic </w:t>
+      </w:r>
+      <w:proofErr w:type="gramStart"/>
+      <w:r>
+        <w:t>deploy</w:t>
+      </w:r>
+      <w:proofErr w:type="gramEnd"/>
+      <w:r>
+        <w:t xml:space="preserve"> on push.</w:t>
       </w:r>
     </w:p>
     <w:p>
@@ -494,7 +534,23 @@
     </w:p>
     <w:p>
       <w:r>
-        <w:t>Length: approximately 1500 words (±10%), excluding appendices. Format: DOCX. Appendices should include wireframes, sketches, colour palette, tables, and any supporting evidence.</w:t>
+        <w:t xml:space="preserve">Length: approximately 1500 words (±10%), excluding appendices. Format: DOCX. Appendices should include wireframes, sketches, </w:t>
+      </w:r>
+      <w:proofErr w:type="spellStart"/>
+      <w:r>
+        <w:t>colour</w:t>
+      </w:r>
+      <w:proofErr w:type="spellEnd"/>
+      <w:r>
+        <w:t xml:space="preserve"> </w:t>
+      </w:r>
+      <w:proofErr w:type="gramStart"/>
+      <w:r>
+        <w:t>palette</w:t>
+      </w:r>
+      <w:proofErr w:type="gramEnd"/>
+      <w:r>
+        <w:t>, tables, and any supporting evidence.</w:t>
       </w:r>
     </w:p>
     <w:p>
@@ -542,7 +598,15 @@
         <w:pStyle w:val="ListNumber"/>
       </w:pPr>
       <w:r>
-        <w:t>Data design (conceptual): key entities and relationships; what you will NOT collect (data minimisation)</w:t>
+        <w:t xml:space="preserve">Data design (conceptual): key entities and relationships; what you will NOT collect (data </w:t>
+      </w:r>
+      <w:proofErr w:type="spellStart"/>
+      <w:r>
+        <w:t>minimisation</w:t>
+      </w:r>
+      <w:proofErr w:type="spellEnd"/>
+      <w:r>
+        <w:t>)</w:t>
       </w:r>
     </w:p>
     <w:p>
@@ -566,7 +630,15 @@
         <w:pStyle w:val="ListNumber"/>
       </w:pPr>
       <w:r>
-        <w:t>Privacy, security, and compliance (GDPR basics: lawful basis conceptually, minimisation, retention; risks + mitigations)</w:t>
+        <w:t xml:space="preserve">Privacy, security, and compliance (GDPR basics: lawful basis conceptually, </w:t>
+      </w:r>
+      <w:proofErr w:type="spellStart"/>
+      <w:r>
+        <w:t>minimisation</w:t>
+      </w:r>
+      <w:proofErr w:type="spellEnd"/>
+      <w:r>
+        <w:t>, retention; risks + mitigations)</w:t>
       </w:r>
     </w:p>
     <w:p>
@@ -599,7 +671,15 @@
         <w:pStyle w:val="ListBullet"/>
       </w:pPr>
       <w:r>
-        <w:t>You must not use generative AI tools to write, paraphrase, summarise, or structure any content in this report.</w:t>
+        <w:t xml:space="preserve">You must not use generative AI tools to write, paraphrase, </w:t>
+      </w:r>
+      <w:proofErr w:type="spellStart"/>
+      <w:r>
+        <w:t>summarise</w:t>
+      </w:r>
+      <w:proofErr w:type="spellEnd"/>
+      <w:r>
+        <w:t>, or structure any content in this report.</w:t>
       </w:r>
     </w:p>
     <w:p>
@@ -627,8 +707,14 @@
     <w:p>
       <w:pPr>
         <w:pStyle w:val="ListBullet"/>
-      </w:pPr>
-      <w:r>
+        <w:rPr>
+          <w:highlight w:val="yellow"/>
+        </w:rPr>
+      </w:pPr>
+      <w:r>
+        <w:rPr>
+          <w:highlight w:val="yellow"/>
+        </w:rPr>
         <w:t>Include the signed AI declaration pages (template provided at the end of this document).</w:t>
       </w:r>
     </w:p>
@@ -675,7 +761,15 @@
         <w:pStyle w:val="ListBullet"/>
       </w:pPr>
       <w:r>
-        <w:t>Authentication is optional: you may include Supabase Auth or keep the app open.</w:t>
+        <w:t xml:space="preserve">Authentication is optional: you may include </w:t>
+      </w:r>
+      <w:proofErr w:type="spellStart"/>
+      <w:r>
+        <w:t>Supabase</w:t>
+      </w:r>
+      <w:proofErr w:type="spellEnd"/>
+      <w:r>
+        <w:t xml:space="preserve"> Auth or keep the app open.</w:t>
       </w:r>
     </w:p>
     <w:p>
@@ -789,7 +883,15 @@
       </w:r>
       <w:r>
         <w:br/>
-        <w:t>- Serverless backend: Supabase OR Netlify Functions (choose one)</w:t>
+        <w:t xml:space="preserve">- Serverless backend: </w:t>
+      </w:r>
+      <w:proofErr w:type="spellStart"/>
+      <w:r>
+        <w:t>Supabase</w:t>
+      </w:r>
+      <w:proofErr w:type="spellEnd"/>
+      <w:r>
+        <w:t xml:space="preserve"> OR Netlify Functions (choose one)</w:t>
       </w:r>
       <w:r>
         <w:br/>
@@ -845,7 +947,23 @@
         <w:pStyle w:val="ListBullet"/>
       </w:pPr>
       <w:r>
-        <w:t>A short README describing: chosen stack, how to run locally, and any setup (Supabase keys via env vars).</w:t>
+        <w:t xml:space="preserve">A short README </w:t>
+      </w:r>
+      <w:proofErr w:type="gramStart"/>
+      <w:r>
+        <w:t>describing:</w:t>
+      </w:r>
+      <w:proofErr w:type="gramEnd"/>
+      <w:r>
+        <w:t xml:space="preserve"> chosen stack, how to run locally, and any setup (</w:t>
+      </w:r>
+      <w:proofErr w:type="spellStart"/>
+      <w:r>
+        <w:t>Supabase</w:t>
+      </w:r>
+      <w:proofErr w:type="spellEnd"/>
+      <w:r>
+        <w:t xml:space="preserve"> keys via env vars).</w:t>
       </w:r>
     </w:p>
     <w:p>
@@ -901,7 +1019,15 @@
         <w:pStyle w:val="ListBullet"/>
       </w:pPr>
       <w:r>
-        <w:t>Netlify dashboard screenshot showing your site and connected Git repo.</w:t>
+        <w:t xml:space="preserve">Netlify dashboard screenshot showing your site and connected </w:t>
+      </w:r>
+      <w:proofErr w:type="spellStart"/>
+      <w:r>
+        <w:t>Git</w:t>
+      </w:r>
+      <w:proofErr w:type="spellEnd"/>
+      <w:r>
+        <w:t xml:space="preserve"> repo.</w:t>
       </w:r>
     </w:p>
     <w:p>
@@ -909,7 +1035,15 @@
         <w:pStyle w:val="ListBullet"/>
       </w:pPr>
       <w:r>
-        <w:t>At least 5 meaningful commits over time (not one massive commit).</w:t>
+        <w:t xml:space="preserve">At least 5 meaningful commits over time (not one massive </w:t>
+      </w:r>
+      <w:proofErr w:type="gramStart"/>
+      <w:r>
+        <w:t>commit</w:t>
+      </w:r>
+      <w:proofErr w:type="gramEnd"/>
+      <w:r>
+        <w:t>).</w:t>
       </w:r>
     </w:p>
     <w:p>
@@ -930,7 +1064,23 @@
     </w:p>
     <w:p>
       <w:r>
-        <w:t>Implement a small classical ML feature that uses your app’s database data. It must do more than a simple if/else rule. Keep it lightweight and explainable.</w:t>
+        <w:t xml:space="preserve">Implement a small classical ML feature that uses your app’s database data. It must </w:t>
+      </w:r>
+      <w:proofErr w:type="gramStart"/>
+      <w:r>
+        <w:t>do</w:t>
+      </w:r>
+      <w:proofErr w:type="gramEnd"/>
+      <w:r>
+        <w:t xml:space="preserve"> more than a simple if/</w:t>
+      </w:r>
+      <w:proofErr w:type="gramStart"/>
+      <w:r>
+        <w:t>else</w:t>
+      </w:r>
+      <w:proofErr w:type="gramEnd"/>
+      <w:r>
+        <w:t xml:space="preserve"> rule. Keep it lightweight and explainable.</w:t>
       </w:r>
     </w:p>
     <w:p>
@@ -946,7 +1096,23 @@
         <w:pStyle w:val="ListBullet"/>
       </w:pPr>
       <w:r>
-        <w:t>Event recommender: recommend events based on user interests and behaviour using a simple model (e.g., k-nearest neighbours on feature vectors or logistic regression for click likelihood).</w:t>
+        <w:t xml:space="preserve">Event recommender: recommend events based on user interests and </w:t>
+      </w:r>
+      <w:proofErr w:type="spellStart"/>
+      <w:r>
+        <w:t>behaviour</w:t>
+      </w:r>
+      <w:proofErr w:type="spellEnd"/>
+      <w:r>
+        <w:t xml:space="preserve"> using a simple model (e.g., k-nearest </w:t>
+      </w:r>
+      <w:proofErr w:type="spellStart"/>
+      <w:r>
+        <w:t>neighbours</w:t>
+      </w:r>
+      <w:proofErr w:type="spellEnd"/>
+      <w:r>
+        <w:t xml:space="preserve"> on feature vectors or logistic regression for click likelihood).</w:t>
       </w:r>
     </w:p>
     <w:p>
@@ -962,7 +1128,15 @@
         <w:pStyle w:val="ListBullet"/>
       </w:pPr>
       <w:r>
-        <w:t>Popularity forecasting (lightweight): predict expected attendance band using regression/classification from historical fictional attendance + time features.</w:t>
+        <w:t xml:space="preserve">Popularity forecasting (lightweight): </w:t>
+      </w:r>
+      <w:proofErr w:type="gramStart"/>
+      <w:r>
+        <w:t>predict expected</w:t>
+      </w:r>
+      <w:proofErr w:type="gramEnd"/>
+      <w:r>
+        <w:t xml:space="preserve"> attendance band using regression/classification from historical fictional attendance + time features.</w:t>
       </w:r>
     </w:p>
     <w:p>
@@ -1002,7 +1176,15 @@
         <w:pStyle w:val="ListBullet"/>
       </w:pPr>
       <w:r>
-        <w:t>Use fictional data and document how it was generated.</w:t>
+        <w:t xml:space="preserve">Use fictional data and </w:t>
+      </w:r>
+      <w:proofErr w:type="gramStart"/>
+      <w:r>
+        <w:t>document</w:t>
+      </w:r>
+      <w:proofErr w:type="gramEnd"/>
+      <w:r>
+        <w:t xml:space="preserve"> how it was generated.</w:t>
       </w:r>
     </w:p>
     <w:p>
@@ -1271,7 +1453,23 @@
               <w:t>/will not</w:t>
             </w:r>
             <w:r>
-              <w:t xml:space="preserve"> use generative AI (e.g., ChatGPT/Claude or other genAI tools) to produce any part of the design report. I understand that genAI use in this component results in a mark of 0 for this component for the whole group.</w:t>
+              <w:t xml:space="preserve"> use generative AI (e.g., ChatGPT/Claude or other </w:t>
+            </w:r>
+            <w:proofErr w:type="spellStart"/>
+            <w:r>
+              <w:t>genAI</w:t>
+            </w:r>
+            <w:proofErr w:type="spellEnd"/>
+            <w:r>
+              <w:t xml:space="preserve"> tools) to produce any part of the design report. I understand that </w:t>
+            </w:r>
+            <w:proofErr w:type="spellStart"/>
+            <w:r>
+              <w:t>genAI</w:t>
+            </w:r>
+            <w:proofErr w:type="spellEnd"/>
+            <w:r>
+              <w:t xml:space="preserve"> use in this component results in a mark of 0 for this component for the whole group.</w:t>
             </w:r>
           </w:p>
         </w:tc>

--- a/CA3 Brief.docx
+++ b/CA3 Brief.docx
@@ -141,23 +141,7 @@
         <w:pStyle w:val="ListBullet"/>
       </w:pPr>
       <w:r>
-        <w:t xml:space="preserve">A working Next.js web application created with AI-assisted </w:t>
-      </w:r>
-      <w:proofErr w:type="gramStart"/>
-      <w:r>
-        <w:t>development (“</w:t>
-      </w:r>
-      <w:proofErr w:type="gramEnd"/>
-      <w:r>
-        <w:t xml:space="preserve">vibe </w:t>
-      </w:r>
-      <w:proofErr w:type="gramStart"/>
-      <w:r>
-        <w:t>coding”)</w:t>
-      </w:r>
-      <w:proofErr w:type="gramEnd"/>
-      <w:r>
-        <w:t xml:space="preserve"> and full prompt transcripts.</w:t>
+        <w:t>A working Next.js web application created with AI-assisted development (“vibe coding”) and full prompt transcripts.</w:t>
       </w:r>
     </w:p>
     <w:p>
@@ -213,23 +197,7 @@
         <w:pStyle w:val="ListBullet"/>
       </w:pPr>
       <w:r>
-        <w:t xml:space="preserve">Section 1 (Design Report): NO generative AI (e.g., ChatGPT/Claude or other </w:t>
-      </w:r>
-      <w:proofErr w:type="spellStart"/>
-      <w:r>
-        <w:t>genAI</w:t>
-      </w:r>
-      <w:proofErr w:type="spellEnd"/>
-      <w:r>
-        <w:t xml:space="preserve"> tools). Any </w:t>
-      </w:r>
-      <w:proofErr w:type="spellStart"/>
-      <w:r>
-        <w:t>genAI</w:t>
-      </w:r>
-      <w:proofErr w:type="spellEnd"/>
-      <w:r>
-        <w:t xml:space="preserve"> use results in 0 for this section for the whole group.</w:t>
+        <w:t>Section 1 (Design Report): NO generative AI (e.g., ChatGPT/Claude or other genAI tools). Any genAI use results in 0 for this section for the whole group.</w:t>
       </w:r>
     </w:p>
     <w:p>
@@ -253,15 +221,7 @@
         <w:pStyle w:val="ListBullet"/>
       </w:pPr>
       <w:r>
-        <w:t xml:space="preserve">Your deployment must be free-tier (e.g., Netlify) and connected to Git for automatic </w:t>
-      </w:r>
-      <w:proofErr w:type="gramStart"/>
-      <w:r>
-        <w:t>deploy</w:t>
-      </w:r>
-      <w:proofErr w:type="gramEnd"/>
-      <w:r>
-        <w:t xml:space="preserve"> on push.</w:t>
+        <w:t>Your deployment must be free-tier (e.g., Netlify) and connected to Git for automatic deploy on push.</w:t>
       </w:r>
     </w:p>
     <w:p>
@@ -534,23 +494,7 @@
     </w:p>
     <w:p>
       <w:r>
-        <w:t xml:space="preserve">Length: approximately 1500 words (±10%), excluding appendices. Format: DOCX. Appendices should include wireframes, sketches, </w:t>
-      </w:r>
-      <w:proofErr w:type="spellStart"/>
-      <w:r>
-        <w:t>colour</w:t>
-      </w:r>
-      <w:proofErr w:type="spellEnd"/>
-      <w:r>
-        <w:t xml:space="preserve"> </w:t>
-      </w:r>
-      <w:proofErr w:type="gramStart"/>
-      <w:r>
-        <w:t>palette</w:t>
-      </w:r>
-      <w:proofErr w:type="gramEnd"/>
-      <w:r>
-        <w:t>, tables, and any supporting evidence.</w:t>
+        <w:t>Length: approximately 1500 words (±10%), excluding appendices. Format: DOCX. Appendices should include wireframes, sketches, colour palette, tables, and any supporting evidence.</w:t>
       </w:r>
     </w:p>
     <w:p>
@@ -564,25 +508,61 @@
     <w:p>
       <w:pPr>
         <w:pStyle w:val="ListNumber"/>
+        <w:rPr>
+          <w:highlight w:val="green"/>
+        </w:rPr>
       </w:pPr>
       <w:r>
+        <w:rPr>
+          <w:highlight w:val="green"/>
+        </w:rPr>
         <w:t>Project overview and problem statement</w:t>
+      </w:r>
+      <w:r>
+        <w:rPr>
+          <w:highlight w:val="green"/>
+        </w:rPr>
+        <w:t xml:space="preserve"> </w:t>
+      </w:r>
+      <w:r>
+        <w:rPr>
+          <w:highlight w:val="green"/>
+        </w:rPr>
+        <w:t xml:space="preserve"> (done, Haya)</w:t>
       </w:r>
     </w:p>
     <w:p>
       <w:pPr>
         <w:pStyle w:val="ListNumber"/>
+        <w:rPr>
+          <w:highlight w:val="green"/>
+        </w:rPr>
       </w:pPr>
       <w:r>
+        <w:rPr>
+          <w:highlight w:val="green"/>
+        </w:rPr>
         <w:t>Target users and user needs (personas)</w:t>
       </w:r>
     </w:p>
     <w:p>
       <w:pPr>
         <w:pStyle w:val="ListNumber"/>
+        <w:rPr>
+          <w:highlight w:val="green"/>
+        </w:rPr>
       </w:pPr>
       <w:r>
+        <w:rPr>
+          <w:highlight w:val="green"/>
+        </w:rPr>
         <w:t>System design: Inputs, Processes, Outputs (IPO)</w:t>
+      </w:r>
+      <w:r>
+        <w:rPr>
+          <w:highlight w:val="green"/>
+        </w:rPr>
+        <w:t xml:space="preserve"> (done Haya)</w:t>
       </w:r>
     </w:p>
     <w:p>
@@ -598,15 +578,7 @@
         <w:pStyle w:val="ListNumber"/>
       </w:pPr>
       <w:r>
-        <w:t xml:space="preserve">Data design (conceptual): key entities and relationships; what you will NOT collect (data </w:t>
-      </w:r>
-      <w:proofErr w:type="spellStart"/>
-      <w:r>
-        <w:t>minimisation</w:t>
-      </w:r>
-      <w:proofErr w:type="spellEnd"/>
-      <w:r>
-        <w:t>)</w:t>
+        <w:t>Data design (conceptual): key entities and relationships; what you will NOT collect (data minimisation)</w:t>
       </w:r>
     </w:p>
     <w:p>
@@ -630,15 +602,7 @@
         <w:pStyle w:val="ListNumber"/>
       </w:pPr>
       <w:r>
-        <w:t xml:space="preserve">Privacy, security, and compliance (GDPR basics: lawful basis conceptually, </w:t>
-      </w:r>
-      <w:proofErr w:type="spellStart"/>
-      <w:r>
-        <w:t>minimisation</w:t>
-      </w:r>
-      <w:proofErr w:type="spellEnd"/>
-      <w:r>
-        <w:t>, retention; risks + mitigations)</w:t>
+        <w:t>Privacy, security, and compliance (GDPR basics: lawful basis conceptually, minimisation, retention; risks + mitigations)</w:t>
       </w:r>
     </w:p>
     <w:p>
@@ -671,15 +635,7 @@
         <w:pStyle w:val="ListBullet"/>
       </w:pPr>
       <w:r>
-        <w:t xml:space="preserve">You must not use generative AI tools to write, paraphrase, </w:t>
-      </w:r>
-      <w:proofErr w:type="spellStart"/>
-      <w:r>
-        <w:t>summarise</w:t>
-      </w:r>
-      <w:proofErr w:type="spellEnd"/>
-      <w:r>
-        <w:t>, or structure any content in this report.</w:t>
+        <w:t>You must not use generative AI tools to write, paraphrase, summarise, or structure any content in this report.</w:t>
       </w:r>
     </w:p>
     <w:p>
@@ -761,15 +717,7 @@
         <w:pStyle w:val="ListBullet"/>
       </w:pPr>
       <w:r>
-        <w:t xml:space="preserve">Authentication is optional: you may include </w:t>
-      </w:r>
-      <w:proofErr w:type="spellStart"/>
-      <w:r>
-        <w:t>Supabase</w:t>
-      </w:r>
-      <w:proofErr w:type="spellEnd"/>
-      <w:r>
-        <w:t xml:space="preserve"> Auth or keep the app open.</w:t>
+        <w:t>Authentication is optional: you may include Supabase Auth or keep the app open.</w:t>
       </w:r>
     </w:p>
     <w:p>
@@ -883,15 +831,7 @@
       </w:r>
       <w:r>
         <w:br/>
-        <w:t xml:space="preserve">- Serverless backend: </w:t>
-      </w:r>
-      <w:proofErr w:type="spellStart"/>
-      <w:r>
-        <w:t>Supabase</w:t>
-      </w:r>
-      <w:proofErr w:type="spellEnd"/>
-      <w:r>
-        <w:t xml:space="preserve"> OR Netlify Functions (choose one)</w:t>
+        <w:t>- Serverless backend: Supabase OR Netlify Functions (choose one)</w:t>
       </w:r>
       <w:r>
         <w:br/>
@@ -911,10 +851,7 @@
       </w:r>
       <w:r>
         <w:br/>
-        <w:t>SELF-CHECK: After code, list likely accessibility issues an</w:t>
-      </w:r>
-      <w:r>
-        <w:t>d fixes.</w:t>
+        <w:t>SELF-CHECK: After code, list likely accessibility issues and fixes.</w:t>
       </w:r>
     </w:p>
     <w:p>
@@ -947,23 +884,7 @@
         <w:pStyle w:val="ListBullet"/>
       </w:pPr>
       <w:r>
-        <w:t xml:space="preserve">A short README </w:t>
-      </w:r>
-      <w:proofErr w:type="gramStart"/>
-      <w:r>
-        <w:t>describing:</w:t>
-      </w:r>
-      <w:proofErr w:type="gramEnd"/>
-      <w:r>
-        <w:t xml:space="preserve"> chosen stack, how to run locally, and any setup (</w:t>
-      </w:r>
-      <w:proofErr w:type="spellStart"/>
-      <w:r>
-        <w:t>Supabase</w:t>
-      </w:r>
-      <w:proofErr w:type="spellEnd"/>
-      <w:r>
-        <w:t xml:space="preserve"> keys via env vars).</w:t>
+        <w:t>A short README describing: chosen stack, how to run locally, and any setup (Supabase keys via env vars).</w:t>
       </w:r>
     </w:p>
     <w:p>
@@ -1019,15 +940,7 @@
         <w:pStyle w:val="ListBullet"/>
       </w:pPr>
       <w:r>
-        <w:t xml:space="preserve">Netlify dashboard screenshot showing your site and connected </w:t>
-      </w:r>
-      <w:proofErr w:type="spellStart"/>
-      <w:r>
-        <w:t>Git</w:t>
-      </w:r>
-      <w:proofErr w:type="spellEnd"/>
-      <w:r>
-        <w:t xml:space="preserve"> repo.</w:t>
+        <w:t>Netlify dashboard screenshot showing your site and connected Git repo.</w:t>
       </w:r>
     </w:p>
     <w:p>
@@ -1035,15 +948,7 @@
         <w:pStyle w:val="ListBullet"/>
       </w:pPr>
       <w:r>
-        <w:t xml:space="preserve">At least 5 meaningful commits over time (not one massive </w:t>
-      </w:r>
-      <w:proofErr w:type="gramStart"/>
-      <w:r>
-        <w:t>commit</w:t>
-      </w:r>
-      <w:proofErr w:type="gramEnd"/>
-      <w:r>
-        <w:t>).</w:t>
+        <w:t>At least 5 meaningful commits over time (not one massive commit).</w:t>
       </w:r>
     </w:p>
     <w:p>
@@ -1064,23 +969,7 @@
     </w:p>
     <w:p>
       <w:r>
-        <w:t xml:space="preserve">Implement a small classical ML feature that uses your app’s database data. It must </w:t>
-      </w:r>
-      <w:proofErr w:type="gramStart"/>
-      <w:r>
-        <w:t>do</w:t>
-      </w:r>
-      <w:proofErr w:type="gramEnd"/>
-      <w:r>
-        <w:t xml:space="preserve"> more than a simple if/</w:t>
-      </w:r>
-      <w:proofErr w:type="gramStart"/>
-      <w:r>
-        <w:t>else</w:t>
-      </w:r>
-      <w:proofErr w:type="gramEnd"/>
-      <w:r>
-        <w:t xml:space="preserve"> rule. Keep it lightweight and explainable.</w:t>
+        <w:t>Implement a small classical ML feature that uses your app’s database data. It must do more than a simple if/else rule. Keep it lightweight and explainable.</w:t>
       </w:r>
     </w:p>
     <w:p>
@@ -1096,23 +985,7 @@
         <w:pStyle w:val="ListBullet"/>
       </w:pPr>
       <w:r>
-        <w:t xml:space="preserve">Event recommender: recommend events based on user interests and </w:t>
-      </w:r>
-      <w:proofErr w:type="spellStart"/>
-      <w:r>
-        <w:t>behaviour</w:t>
-      </w:r>
-      <w:proofErr w:type="spellEnd"/>
-      <w:r>
-        <w:t xml:space="preserve"> using a simple model (e.g., k-nearest </w:t>
-      </w:r>
-      <w:proofErr w:type="spellStart"/>
-      <w:r>
-        <w:t>neighbours</w:t>
-      </w:r>
-      <w:proofErr w:type="spellEnd"/>
-      <w:r>
-        <w:t xml:space="preserve"> on feature vectors or logistic regression for click likelihood).</w:t>
+        <w:t>Event recommender: recommend events based on user interests and behaviour using a simple model (e.g., k-nearest neighbours on feature vectors or logistic regression for click likelihood).</w:t>
       </w:r>
     </w:p>
     <w:p>
@@ -1128,15 +1001,7 @@
         <w:pStyle w:val="ListBullet"/>
       </w:pPr>
       <w:r>
-        <w:t xml:space="preserve">Popularity forecasting (lightweight): </w:t>
-      </w:r>
-      <w:proofErr w:type="gramStart"/>
-      <w:r>
-        <w:t>predict expected</w:t>
-      </w:r>
-      <w:proofErr w:type="gramEnd"/>
-      <w:r>
-        <w:t xml:space="preserve"> attendance band using regression/classification from historical fictional attendance + time features.</w:t>
+        <w:t>Popularity forecasting (lightweight): predict expected attendance band using regression/classification from historical fictional attendance + time features.</w:t>
       </w:r>
     </w:p>
     <w:p>
@@ -1176,15 +1041,7 @@
         <w:pStyle w:val="ListBullet"/>
       </w:pPr>
       <w:r>
-        <w:t xml:space="preserve">Use fictional data and </w:t>
-      </w:r>
-      <w:proofErr w:type="gramStart"/>
-      <w:r>
-        <w:t>document</w:t>
-      </w:r>
-      <w:proofErr w:type="gramEnd"/>
-      <w:r>
-        <w:t xml:space="preserve"> how it was generated.</w:t>
+        <w:t>Use fictional data and document how it was generated.</w:t>
       </w:r>
     </w:p>
     <w:p>
@@ -1453,23 +1310,7 @@
               <w:t>/will not</w:t>
             </w:r>
             <w:r>
-              <w:t xml:space="preserve"> use generative AI (e.g., ChatGPT/Claude or other </w:t>
-            </w:r>
-            <w:proofErr w:type="spellStart"/>
-            <w:r>
-              <w:t>genAI</w:t>
-            </w:r>
-            <w:proofErr w:type="spellEnd"/>
-            <w:r>
-              <w:t xml:space="preserve"> tools) to produce any part of the design report. I understand that </w:t>
-            </w:r>
-            <w:proofErr w:type="spellStart"/>
-            <w:r>
-              <w:t>genAI</w:t>
-            </w:r>
-            <w:proofErr w:type="spellEnd"/>
-            <w:r>
-              <w:t xml:space="preserve"> use in this component results in a mark of 0 for this component for the whole group.</w:t>
+              <w:t xml:space="preserve"> use generative AI (e.g., ChatGPT/Claude or other genAI tools) to produce any part of the design report. I understand that genAI use in this component results in a mark of 0 for this component for the whole group.</w:t>
             </w:r>
           </w:p>
         </w:tc>

--- a/CA3 Brief.docx
+++ b/CA3 Brief.docx
@@ -141,7 +141,23 @@
         <w:pStyle w:val="ListBullet"/>
       </w:pPr>
       <w:r>
-        <w:t>A working Next.js web application created with AI-assisted development (“vibe coding”) and full prompt transcripts.</w:t>
+        <w:t xml:space="preserve">A working Next.js web application created with AI-assisted </w:t>
+      </w:r>
+      <w:proofErr w:type="gramStart"/>
+      <w:r>
+        <w:t>development (“</w:t>
+      </w:r>
+      <w:proofErr w:type="gramEnd"/>
+      <w:r>
+        <w:t xml:space="preserve">vibe </w:t>
+      </w:r>
+      <w:proofErr w:type="gramStart"/>
+      <w:r>
+        <w:t>coding”)</w:t>
+      </w:r>
+      <w:proofErr w:type="gramEnd"/>
+      <w:r>
+        <w:t xml:space="preserve"> and full prompt transcripts.</w:t>
       </w:r>
     </w:p>
     <w:p>
@@ -197,7 +213,23 @@
         <w:pStyle w:val="ListBullet"/>
       </w:pPr>
       <w:r>
-        <w:t>Section 1 (Design Report): NO generative AI (e.g., ChatGPT/Claude or other genAI tools). Any genAI use results in 0 for this section for the whole group.</w:t>
+        <w:t xml:space="preserve">Section 1 (Design Report): NO generative AI (e.g., ChatGPT/Claude or other </w:t>
+      </w:r>
+      <w:proofErr w:type="spellStart"/>
+      <w:r>
+        <w:t>genAI</w:t>
+      </w:r>
+      <w:proofErr w:type="spellEnd"/>
+      <w:r>
+        <w:t xml:space="preserve"> tools). Any </w:t>
+      </w:r>
+      <w:proofErr w:type="spellStart"/>
+      <w:r>
+        <w:t>genAI</w:t>
+      </w:r>
+      <w:proofErr w:type="spellEnd"/>
+      <w:r>
+        <w:t xml:space="preserve"> use results in 0 for this section for the whole group.</w:t>
       </w:r>
     </w:p>
     <w:p>
@@ -221,7 +253,15 @@
         <w:pStyle w:val="ListBullet"/>
       </w:pPr>
       <w:r>
-        <w:t>Your deployment must be free-tier (e.g., Netlify) and connected to Git for automatic deploy on push.</w:t>
+        <w:t xml:space="preserve">Your deployment must be free-tier (e.g., Netlify) and connected to Git for automatic </w:t>
+      </w:r>
+      <w:proofErr w:type="gramStart"/>
+      <w:r>
+        <w:t>deploy</w:t>
+      </w:r>
+      <w:proofErr w:type="gramEnd"/>
+      <w:r>
+        <w:t xml:space="preserve"> on push.</w:t>
       </w:r>
     </w:p>
     <w:p>
@@ -494,7 +534,23 @@
     </w:p>
     <w:p>
       <w:r>
-        <w:t>Length: approximately 1500 words (±10%), excluding appendices. Format: DOCX. Appendices should include wireframes, sketches, colour palette, tables, and any supporting evidence.</w:t>
+        <w:t xml:space="preserve">Length: approximately 1500 words (±10%), excluding appendices. Format: DOCX. Appendices should include wireframes, sketches, </w:t>
+      </w:r>
+      <w:proofErr w:type="spellStart"/>
+      <w:r>
+        <w:t>colour</w:t>
+      </w:r>
+      <w:proofErr w:type="spellEnd"/>
+      <w:r>
+        <w:t xml:space="preserve"> </w:t>
+      </w:r>
+      <w:proofErr w:type="gramStart"/>
+      <w:r>
+        <w:t>palette</w:t>
+      </w:r>
+      <w:proofErr w:type="gramEnd"/>
+      <w:r>
+        <w:t>, tables, and any supporting evidence.</w:t>
       </w:r>
     </w:p>
     <w:p>
@@ -516,7 +572,14 @@
         <w:rPr>
           <w:highlight w:val="green"/>
         </w:rPr>
-        <w:t>Project overview and problem statement</w:t>
+        <w:t xml:space="preserve">Project overview and problem </w:t>
+      </w:r>
+      <w:proofErr w:type="gramStart"/>
+      <w:r>
+        <w:rPr>
+          <w:highlight w:val="green"/>
+        </w:rPr>
+        <w:t>statement</w:t>
       </w:r>
       <w:r>
         <w:rPr>
@@ -528,7 +591,14 @@
         <w:rPr>
           <w:highlight w:val="green"/>
         </w:rPr>
-        <w:t xml:space="preserve"> (done, Haya)</w:t>
+        <w:t xml:space="preserve"> (</w:t>
+      </w:r>
+      <w:proofErr w:type="gramEnd"/>
+      <w:r>
+        <w:rPr>
+          <w:highlight w:val="green"/>
+        </w:rPr>
+        <w:t>done, Haya)</w:t>
       </w:r>
     </w:p>
     <w:p>
@@ -568,25 +638,108 @@
     <w:p>
       <w:pPr>
         <w:pStyle w:val="ListNumber"/>
-      </w:pPr>
-      <w:r>
-        <w:t>Architecture overview (client, data storage, optional auth, serverless functions if used)</w:t>
+        <w:rPr>
+          <w:i/>
+          <w:iCs/>
+          <w:color w:val="C00000"/>
+          <w:u w:val="single"/>
+        </w:rPr>
+      </w:pPr>
+      <w:r>
+        <w:rPr>
+          <w:highlight w:val="green"/>
+        </w:rPr>
+        <w:t>Architecture overview (client</w:t>
+      </w:r>
+      <w:r>
+        <w:rPr>
+          <w:highlight w:val="green"/>
+        </w:rPr>
+        <w:t xml:space="preserve">: </w:t>
+      </w:r>
+      <w:proofErr w:type="spellStart"/>
+      <w:r>
+        <w:rPr>
+          <w:highlight w:val="green"/>
+        </w:rPr>
+        <w:t>netlify</w:t>
+      </w:r>
+      <w:proofErr w:type="spellEnd"/>
+      <w:r>
+        <w:rPr>
+          <w:highlight w:val="green"/>
+        </w:rPr>
+        <w:t>, data storage</w:t>
+      </w:r>
+      <w:r>
+        <w:rPr>
+          <w:highlight w:val="green"/>
+        </w:rPr>
+        <w:t xml:space="preserve">: </w:t>
+      </w:r>
+      <w:proofErr w:type="spellStart"/>
+      <w:r>
+        <w:rPr>
+          <w:highlight w:val="green"/>
+        </w:rPr>
+        <w:t>supabase</w:t>
+      </w:r>
+      <w:proofErr w:type="spellEnd"/>
+      <w:r>
+        <w:t xml:space="preserve">, </w:t>
+      </w:r>
+      <w:r>
+        <w:rPr>
+          <w:i/>
+          <w:iCs/>
+          <w:color w:val="C00000"/>
+          <w:u w:val="single"/>
+        </w:rPr>
+        <w:t>optional auth, serverless functions if used)</w:t>
       </w:r>
     </w:p>
     <w:p>
       <w:pPr>
         <w:pStyle w:val="ListNumber"/>
-      </w:pPr>
-      <w:r>
-        <w:t>Data design (conceptual): key entities and relationships; what you will NOT collect (data minimisation)</w:t>
+        <w:rPr>
+          <w:highlight w:val="yellow"/>
+        </w:rPr>
+      </w:pPr>
+      <w:r>
+        <w:t xml:space="preserve">Data design (conceptual): key entities and relationships; what you will NOT collect (data </w:t>
+      </w:r>
+      <w:proofErr w:type="spellStart"/>
+      <w:r>
+        <w:t>minimisation</w:t>
+      </w:r>
+      <w:proofErr w:type="spellEnd"/>
+      <w:r>
+        <w:t>)</w:t>
+      </w:r>
+      <w:r>
+        <w:t xml:space="preserve"> &gt; </w:t>
+      </w:r>
+      <w:r>
+        <w:rPr>
+          <w:highlight w:val="yellow"/>
+        </w:rPr>
+        <w:t>will build more tables and relationships</w:t>
       </w:r>
     </w:p>
     <w:p>
       <w:pPr>
         <w:pStyle w:val="ListNumber"/>
-      </w:pPr>
-      <w:r>
-        <w:t>Usability and UI design decisions (navigation, layout consistency, feedback/messages)</w:t>
+        <w:numPr>
+          <w:ilvl w:val="0"/>
+          <w:numId w:val="0"/>
+        </w:numPr>
+        <w:ind w:left="360"/>
+      </w:pPr>
+      <w:r>
+        <w:rPr>
+          <w:highlight w:val="yellow"/>
+        </w:rPr>
+        <w:t>(students, courses, societies, events, library)</w:t>
       </w:r>
     </w:p>
     <w:p>
@@ -594,7 +747,7 @@
         <w:pStyle w:val="ListNumber"/>
       </w:pPr>
       <w:r>
-        <w:t>Accessibility plan (WCAG-aligned decisions: headings, labels, keyboard navigation, focus states, contrast)</w:t>
+        <w:t>Usability and UI design decisions (navigation, layout consistency, feedback/messages)</w:t>
       </w:r>
     </w:p>
     <w:p>
@@ -602,7 +755,18 @@
         <w:pStyle w:val="ListNumber"/>
       </w:pPr>
       <w:r>
-        <w:t>Privacy, security, and compliance (GDPR basics: lawful basis conceptually, minimisation, retention; risks + mitigations)</w:t>
+        <w:t>Accessibility plan (WCAG-aligned decisions: headings, labels, keyboard navigation, focus states, contrast)</w:t>
+      </w:r>
+      <w:r>
+        <w:t xml:space="preserve"> (</w:t>
+      </w:r>
+      <w:proofErr w:type="spellStart"/>
+      <w:r>
+        <w:t>brian</w:t>
+      </w:r>
+      <w:proofErr w:type="spellEnd"/>
+      <w:r>
+        <w:t>)</w:t>
       </w:r>
     </w:p>
     <w:p>
@@ -610,7 +774,15 @@
         <w:pStyle w:val="ListNumber"/>
       </w:pPr>
       <w:r>
-        <w:t>Deployment plan (conceptual)</w:t>
+        <w:t xml:space="preserve">Privacy, security, and compliance (GDPR basics: lawful basis conceptually, </w:t>
+      </w:r>
+      <w:proofErr w:type="spellStart"/>
+      <w:r>
+        <w:t>minimisation</w:t>
+      </w:r>
+      <w:proofErr w:type="spellEnd"/>
+      <w:r>
+        <w:t>, retention; risks + mitigations)</w:t>
       </w:r>
     </w:p>
     <w:p>
@@ -618,11 +790,19 @@
         <w:pStyle w:val="ListNumber"/>
       </w:pPr>
       <w:r>
-        <w:t>Appendix (wireframes, palette, diagrams, checklists)</w:t>
+        <w:t>Deployment plan (conceptual)</w:t>
       </w:r>
     </w:p>
     <w:p>
       <w:pPr>
+        <w:pStyle w:val="ListNumber"/>
+      </w:pPr>
+      <w:r>
+        <w:t>Appendix (wireframes, palette, diagrams, checklists)</w:t>
+      </w:r>
+    </w:p>
+    <w:p>
+      <w:pPr>
         <w:pStyle w:val="Heading2"/>
       </w:pPr>
       <w:r>
@@ -635,7 +815,15 @@
         <w:pStyle w:val="ListBullet"/>
       </w:pPr>
       <w:r>
-        <w:t>You must not use generative AI tools to write, paraphrase, summarise, or structure any content in this report.</w:t>
+        <w:t xml:space="preserve">You must not use generative AI tools to write, paraphrase, </w:t>
+      </w:r>
+      <w:proofErr w:type="spellStart"/>
+      <w:r>
+        <w:t>summarise</w:t>
+      </w:r>
+      <w:proofErr w:type="spellEnd"/>
+      <w:r>
+        <w:t>, or structure any content in this report.</w:t>
       </w:r>
     </w:p>
     <w:p>
@@ -717,7 +905,15 @@
         <w:pStyle w:val="ListBullet"/>
       </w:pPr>
       <w:r>
-        <w:t>Authentication is optional: you may include Supabase Auth or keep the app open.</w:t>
+        <w:t xml:space="preserve">Authentication is optional: you may include </w:t>
+      </w:r>
+      <w:proofErr w:type="spellStart"/>
+      <w:r>
+        <w:t>Supabase</w:t>
+      </w:r>
+      <w:proofErr w:type="spellEnd"/>
+      <w:r>
+        <w:t xml:space="preserve"> Auth or keep the app open.</w:t>
       </w:r>
     </w:p>
     <w:p>
@@ -831,7 +1027,15 @@
       </w:r>
       <w:r>
         <w:br/>
-        <w:t>- Serverless backend: Supabase OR Netlify Functions (choose one)</w:t>
+        <w:t xml:space="preserve">- Serverless backend: </w:t>
+      </w:r>
+      <w:proofErr w:type="spellStart"/>
+      <w:r>
+        <w:t>Supabase</w:t>
+      </w:r>
+      <w:proofErr w:type="spellEnd"/>
+      <w:r>
+        <w:t xml:space="preserve"> OR Netlify Functions (choose one)</w:t>
       </w:r>
       <w:r>
         <w:br/>
@@ -884,7 +1088,23 @@
         <w:pStyle w:val="ListBullet"/>
       </w:pPr>
       <w:r>
-        <w:t>A short README describing: chosen stack, how to run locally, and any setup (Supabase keys via env vars).</w:t>
+        <w:t xml:space="preserve">A short README </w:t>
+      </w:r>
+      <w:proofErr w:type="gramStart"/>
+      <w:r>
+        <w:t>describing:</w:t>
+      </w:r>
+      <w:proofErr w:type="gramEnd"/>
+      <w:r>
+        <w:t xml:space="preserve"> chosen stack, how to run locally, and any setup (</w:t>
+      </w:r>
+      <w:proofErr w:type="spellStart"/>
+      <w:r>
+        <w:t>Supabase</w:t>
+      </w:r>
+      <w:proofErr w:type="spellEnd"/>
+      <w:r>
+        <w:t xml:space="preserve"> keys via env vars).</w:t>
       </w:r>
     </w:p>
     <w:p>
@@ -940,7 +1160,15 @@
         <w:pStyle w:val="ListBullet"/>
       </w:pPr>
       <w:r>
-        <w:t>Netlify dashboard screenshot showing your site and connected Git repo.</w:t>
+        <w:t xml:space="preserve">Netlify dashboard screenshot showing your site and connected </w:t>
+      </w:r>
+      <w:proofErr w:type="spellStart"/>
+      <w:r>
+        <w:t>Git</w:t>
+      </w:r>
+      <w:proofErr w:type="spellEnd"/>
+      <w:r>
+        <w:t xml:space="preserve"> repo.</w:t>
       </w:r>
     </w:p>
     <w:p>
@@ -969,7 +1197,15 @@
     </w:p>
     <w:p>
       <w:r>
-        <w:t>Implement a small classical ML feature that uses your app’s database data. It must do more than a simple if/else rule. Keep it lightweight and explainable.</w:t>
+        <w:t xml:space="preserve">Implement a small classical ML feature that uses your app’s database data. It must </w:t>
+      </w:r>
+      <w:proofErr w:type="gramStart"/>
+      <w:r>
+        <w:t>do</w:t>
+      </w:r>
+      <w:proofErr w:type="gramEnd"/>
+      <w:r>
+        <w:t xml:space="preserve"> more than a simple if/else rule. Keep it lightweight and explainable.</w:t>
       </w:r>
     </w:p>
     <w:p>
@@ -985,7 +1221,23 @@
         <w:pStyle w:val="ListBullet"/>
       </w:pPr>
       <w:r>
-        <w:t>Event recommender: recommend events based on user interests and behaviour using a simple model (e.g., k-nearest neighbours on feature vectors or logistic regression for click likelihood).</w:t>
+        <w:t xml:space="preserve">Event recommender: recommend events based on user interests and </w:t>
+      </w:r>
+      <w:proofErr w:type="spellStart"/>
+      <w:r>
+        <w:t>behaviour</w:t>
+      </w:r>
+      <w:proofErr w:type="spellEnd"/>
+      <w:r>
+        <w:t xml:space="preserve"> using a simple model (e.g., k-nearest </w:t>
+      </w:r>
+      <w:proofErr w:type="spellStart"/>
+      <w:r>
+        <w:t>neighbours</w:t>
+      </w:r>
+      <w:proofErr w:type="spellEnd"/>
+      <w:r>
+        <w:t xml:space="preserve"> on feature vectors or logistic regression for click likelihood).</w:t>
       </w:r>
     </w:p>
     <w:p>
@@ -1001,7 +1253,15 @@
         <w:pStyle w:val="ListBullet"/>
       </w:pPr>
       <w:r>
-        <w:t>Popularity forecasting (lightweight): predict expected attendance band using regression/classification from historical fictional attendance + time features.</w:t>
+        <w:t xml:space="preserve">Popularity forecasting (lightweight): </w:t>
+      </w:r>
+      <w:proofErr w:type="gramStart"/>
+      <w:r>
+        <w:t>predict expected</w:t>
+      </w:r>
+      <w:proofErr w:type="gramEnd"/>
+      <w:r>
+        <w:t xml:space="preserve"> attendance band using regression/classification from historical fictional attendance + time features.</w:t>
       </w:r>
     </w:p>
     <w:p>
@@ -1041,7 +1301,15 @@
         <w:pStyle w:val="ListBullet"/>
       </w:pPr>
       <w:r>
-        <w:t>Use fictional data and document how it was generated.</w:t>
+        <w:t xml:space="preserve">Use fictional data and </w:t>
+      </w:r>
+      <w:proofErr w:type="gramStart"/>
+      <w:r>
+        <w:t>document</w:t>
+      </w:r>
+      <w:proofErr w:type="gramEnd"/>
+      <w:r>
+        <w:t xml:space="preserve"> how it was generated.</w:t>
       </w:r>
     </w:p>
     <w:p>
@@ -1310,7 +1578,23 @@
               <w:t>/will not</w:t>
             </w:r>
             <w:r>
-              <w:t xml:space="preserve"> use generative AI (e.g., ChatGPT/Claude or other genAI tools) to produce any part of the design report. I understand that genAI use in this component results in a mark of 0 for this component for the whole group.</w:t>
+              <w:t xml:space="preserve"> use generative AI (e.g., ChatGPT/Claude or other </w:t>
+            </w:r>
+            <w:proofErr w:type="spellStart"/>
+            <w:r>
+              <w:t>genAI</w:t>
+            </w:r>
+            <w:proofErr w:type="spellEnd"/>
+            <w:r>
+              <w:t xml:space="preserve"> tools) to produce any part of the design report. I understand that </w:t>
+            </w:r>
+            <w:proofErr w:type="spellStart"/>
+            <w:r>
+              <w:t>genAI</w:t>
+            </w:r>
+            <w:proofErr w:type="spellEnd"/>
+            <w:r>
+              <w:t xml:space="preserve"> use in this component results in a mark of 0 for this component for the whole group.</w:t>
             </w:r>
           </w:p>
         </w:tc>

--- a/CA3 Brief.docx
+++ b/CA3 Brief.docx
@@ -753,19 +753,34 @@
     <w:p>
       <w:pPr>
         <w:pStyle w:val="ListNumber"/>
-      </w:pPr>
-      <w:r>
+        <w:rPr>
+          <w:highlight w:val="green"/>
+        </w:rPr>
+      </w:pPr>
+      <w:r>
+        <w:rPr>
+          <w:highlight w:val="green"/>
+        </w:rPr>
         <w:t>Accessibility plan (WCAG-aligned decisions: headings, labels, keyboard navigation, focus states, contrast)</w:t>
       </w:r>
       <w:r>
+        <w:rPr>
+          <w:highlight w:val="green"/>
+        </w:rPr>
         <w:t xml:space="preserve"> (</w:t>
       </w:r>
       <w:proofErr w:type="spellStart"/>
       <w:r>
+        <w:rPr>
+          <w:highlight w:val="green"/>
+        </w:rPr>
         <w:t>brian</w:t>
       </w:r>
       <w:proofErr w:type="spellEnd"/>
       <w:r>
+        <w:rPr>
+          <w:highlight w:val="green"/>
+        </w:rPr>
         <w:t>)</w:t>
       </w:r>
     </w:p>
@@ -774,7 +789,13 @@
         <w:pStyle w:val="ListNumber"/>
       </w:pPr>
       <w:r>
-        <w:t xml:space="preserve">Privacy, security, and compliance (GDPR basics: lawful basis conceptually, </w:t>
+        <w:rPr>
+          <w:highlight w:val="green"/>
+        </w:rPr>
+        <w:t>Privacy, security, and compliance</w:t>
+      </w:r>
+      <w:r>
+        <w:t xml:space="preserve"> (GDPR basics: lawful basis conceptually, </w:t>
       </w:r>
       <w:proofErr w:type="spellStart"/>
       <w:r>
@@ -1960,7 +1981,7 @@
   <w:abstractNum w:abstractNumId="7" w15:restartNumberingAfterBreak="0">
     <w:nsid w:val="FFFFFF88"/>
     <w:multiLevelType w:val="singleLevel"/>
-    <w:tmpl w:val="D0A62B40"/>
+    <w:tmpl w:val="D21867C2"/>
     <w:lvl w:ilvl="0">
       <w:start w:val="1"/>
       <w:numFmt w:val="decimal"/>
@@ -1978,7 +1999,7 @@
   <w:abstractNum w:abstractNumId="8" w15:restartNumberingAfterBreak="0">
     <w:nsid w:val="FFFFFF89"/>
     <w:multiLevelType w:val="singleLevel"/>
-    <w:tmpl w:val="29761A62"/>
+    <w:tmpl w:val="4568348E"/>
     <w:lvl w:ilvl="0">
       <w:start w:val="1"/>
       <w:numFmt w:val="bullet"/>
@@ -2022,6 +2043,12 @@
   </w:num>
   <w:num w:numId="9" w16cid:durableId="1463764559">
     <w:abstractNumId w:val="0"/>
+  </w:num>
+  <w:num w:numId="10" w16cid:durableId="983124151">
+    <w:abstractNumId w:val="7"/>
+  </w:num>
+  <w:num w:numId="11" w16cid:durableId="481970930">
+    <w:abstractNumId w:val="7"/>
   </w:num>
 </w:numbering>
 </file>

--- a/CA3 Brief.docx
+++ b/CA3 Brief.docx
@@ -890,6 +890,55 @@
       <w:r>
         <w:t>Component 2 – AI-assisted application build (25%)</w:t>
       </w:r>
+      <w:r>
+        <w:t xml:space="preserve"> </w:t>
+      </w:r>
+      <w:r>
+        <w:rPr>
+          <w:noProof/>
+        </w:rPr>
+        <w:drawing>
+          <wp:inline distT="0" distB="0" distL="0" distR="0" wp14:anchorId="5210AF04" wp14:editId="00962A0D">
+            <wp:extent cx="462013" cy="462013"/>
+            <wp:effectExtent l="0" t="0" r="0" b="0"/>
+            <wp:docPr id="1676172205" name="Graphic 1" descr="Badge Tick1 with solid fill"/>
+            <wp:cNvGraphicFramePr>
+              <a:graphicFrameLocks xmlns:a="http://schemas.openxmlformats.org/drawingml/2006/main" noChangeAspect="1"/>
+            </wp:cNvGraphicFramePr>
+            <a:graphic xmlns:a="http://schemas.openxmlformats.org/drawingml/2006/main">
+              <a:graphicData uri="http://schemas.openxmlformats.org/drawingml/2006/picture">
+                <pic:pic xmlns:pic="http://schemas.openxmlformats.org/drawingml/2006/picture">
+                  <pic:nvPicPr>
+                    <pic:cNvPr id="1676172205" name="Graphic 1676172205" descr="Badge Tick1 with solid fill"/>
+                    <pic:cNvPicPr/>
+                  </pic:nvPicPr>
+                  <pic:blipFill>
+                    <a:blip r:embed="rId7">
+                      <a:extLst>
+                        <a:ext uri="{96DAC541-7B7A-43D3-8B79-37D633B846F1}">
+                          <asvg:svgBlip xmlns:asvg="http://schemas.microsoft.com/office/drawing/2016/SVG/main" r:embed="rId8"/>
+                        </a:ext>
+                      </a:extLst>
+                    </a:blip>
+                    <a:stretch>
+                      <a:fillRect/>
+                    </a:stretch>
+                  </pic:blipFill>
+                  <pic:spPr>
+                    <a:xfrm>
+                      <a:off x="0" y="0"/>
+                      <a:ext cx="464324" cy="464324"/>
+                    </a:xfrm>
+                    <a:prstGeom prst="rect">
+                      <a:avLst/>
+                    </a:prstGeom>
+                  </pic:spPr>
+                </pic:pic>
+              </a:graphicData>
+            </a:graphic>
+          </wp:inline>
+        </w:drawing>
+      </w:r>
     </w:p>
     <w:p>
       <w:pPr>
@@ -944,6 +993,58 @@
       <w:r>
         <w:t>Minimum expected features (choose at least 4; more is fine)</w:t>
       </w:r>
+      <w:r>
+        <w:rPr>
+          <w:noProof/>
+        </w:rPr>
+        <w:t xml:space="preserve"> </w:t>
+      </w:r>
+      <w:r>
+        <w:rPr>
+          <w:noProof/>
+        </w:rPr>
+        <w:drawing>
+          <wp:inline distT="0" distB="0" distL="0" distR="0" wp14:anchorId="0088CDC3" wp14:editId="1B4A71AE">
+            <wp:extent cx="462013" cy="462013"/>
+            <wp:effectExtent l="0" t="0" r="0" b="0"/>
+            <wp:docPr id="626226106" name="Graphic 1" descr="Badge Tick1 with solid fill"/>
+            <wp:cNvGraphicFramePr>
+              <a:graphicFrameLocks xmlns:a="http://schemas.openxmlformats.org/drawingml/2006/main" noChangeAspect="1"/>
+            </wp:cNvGraphicFramePr>
+            <a:graphic xmlns:a="http://schemas.openxmlformats.org/drawingml/2006/main">
+              <a:graphicData uri="http://schemas.openxmlformats.org/drawingml/2006/picture">
+                <pic:pic xmlns:pic="http://schemas.openxmlformats.org/drawingml/2006/picture">
+                  <pic:nvPicPr>
+                    <pic:cNvPr id="1676172205" name="Graphic 1676172205" descr="Badge Tick1 with solid fill"/>
+                    <pic:cNvPicPr/>
+                  </pic:nvPicPr>
+                  <pic:blipFill>
+                    <a:blip r:embed="rId7">
+                      <a:extLst>
+                        <a:ext uri="{96DAC541-7B7A-43D3-8B79-37D633B846F1}">
+                          <asvg:svgBlip xmlns:asvg="http://schemas.microsoft.com/office/drawing/2016/SVG/main" r:embed="rId8"/>
+                        </a:ext>
+                      </a:extLst>
+                    </a:blip>
+                    <a:stretch>
+                      <a:fillRect/>
+                    </a:stretch>
+                  </pic:blipFill>
+                  <pic:spPr>
+                    <a:xfrm>
+                      <a:off x="0" y="0"/>
+                      <a:ext cx="464324" cy="464324"/>
+                    </a:xfrm>
+                    <a:prstGeom prst="rect">
+                      <a:avLst/>
+                    </a:prstGeom>
+                  </pic:spPr>
+                </pic:pic>
+              </a:graphicData>
+            </a:graphic>
+          </wp:inline>
+        </w:drawing>
+      </w:r>
     </w:p>
     <w:p>
       <w:pPr>
@@ -1068,6 +1169,9 @@
       </w:r>
       <w:r>
         <w:br/>
+      </w:r>
+      <w:r>
+        <w:lastRenderedPageBreak/>
         <w:t>TASK: [describe one small task, e.g., create the Events page with filtering]</w:t>
       </w:r>
       <w:r>
@@ -1084,7 +1188,6 @@
         <w:pStyle w:val="Heading2"/>
       </w:pPr>
       <w:r>
-        <w:lastRenderedPageBreak/>
         <w:t>What to submit for this component</w:t>
       </w:r>
     </w:p>
@@ -1338,6 +1441,7 @@
         <w:pStyle w:val="Heading1"/>
       </w:pPr>
       <w:r>
+        <w:lastRenderedPageBreak/>
         <w:t>Component 5 – Accessibility and user testing (10%)</w:t>
       </w:r>
     </w:p>
@@ -1362,7 +1466,6 @@
         <w:pStyle w:val="ListBullet"/>
       </w:pPr>
       <w:r>
-        <w:lastRenderedPageBreak/>
         <w:t>Record issues found and the changes you made.</w:t>
       </w:r>
     </w:p>

--- a/CA3 Brief.docx
+++ b/CA3 Brief.docx
@@ -753,34 +753,19 @@
     <w:p>
       <w:pPr>
         <w:pStyle w:val="ListNumber"/>
-        <w:rPr>
-          <w:highlight w:val="green"/>
-        </w:rPr>
-      </w:pPr>
-      <w:r>
-        <w:rPr>
-          <w:highlight w:val="green"/>
-        </w:rPr>
+      </w:pPr>
+      <w:r>
         <w:t>Accessibility plan (WCAG-aligned decisions: headings, labels, keyboard navigation, focus states, contrast)</w:t>
       </w:r>
       <w:r>
-        <w:rPr>
-          <w:highlight w:val="green"/>
-        </w:rPr>
         <w:t xml:space="preserve"> (</w:t>
       </w:r>
       <w:proofErr w:type="spellStart"/>
       <w:r>
-        <w:rPr>
-          <w:highlight w:val="green"/>
-        </w:rPr>
         <w:t>brian</w:t>
       </w:r>
       <w:proofErr w:type="spellEnd"/>
       <w:r>
-        <w:rPr>
-          <w:highlight w:val="green"/>
-        </w:rPr>
         <w:t>)</w:t>
       </w:r>
     </w:p>
@@ -789,13 +774,7 @@
         <w:pStyle w:val="ListNumber"/>
       </w:pPr>
       <w:r>
-        <w:rPr>
-          <w:highlight w:val="green"/>
-        </w:rPr>
-        <w:t>Privacy, security, and compliance</w:t>
-      </w:r>
-      <w:r>
-        <w:t xml:space="preserve"> (GDPR basics: lawful basis conceptually, </w:t>
+        <w:t xml:space="preserve">Privacy, security, and compliance (GDPR basics: lawful basis conceptually, </w:t>
       </w:r>
       <w:proofErr w:type="spellStart"/>
       <w:r>
@@ -890,55 +869,6 @@
       <w:r>
         <w:t>Component 2 – AI-assisted application build (25%)</w:t>
       </w:r>
-      <w:r>
-        <w:t xml:space="preserve"> </w:t>
-      </w:r>
-      <w:r>
-        <w:rPr>
-          <w:noProof/>
-        </w:rPr>
-        <w:drawing>
-          <wp:inline distT="0" distB="0" distL="0" distR="0" wp14:anchorId="5210AF04" wp14:editId="00962A0D">
-            <wp:extent cx="462013" cy="462013"/>
-            <wp:effectExtent l="0" t="0" r="0" b="0"/>
-            <wp:docPr id="1676172205" name="Graphic 1" descr="Badge Tick1 with solid fill"/>
-            <wp:cNvGraphicFramePr>
-              <a:graphicFrameLocks xmlns:a="http://schemas.openxmlformats.org/drawingml/2006/main" noChangeAspect="1"/>
-            </wp:cNvGraphicFramePr>
-            <a:graphic xmlns:a="http://schemas.openxmlformats.org/drawingml/2006/main">
-              <a:graphicData uri="http://schemas.openxmlformats.org/drawingml/2006/picture">
-                <pic:pic xmlns:pic="http://schemas.openxmlformats.org/drawingml/2006/picture">
-                  <pic:nvPicPr>
-                    <pic:cNvPr id="1676172205" name="Graphic 1676172205" descr="Badge Tick1 with solid fill"/>
-                    <pic:cNvPicPr/>
-                  </pic:nvPicPr>
-                  <pic:blipFill>
-                    <a:blip r:embed="rId7">
-                      <a:extLst>
-                        <a:ext uri="{96DAC541-7B7A-43D3-8B79-37D633B846F1}">
-                          <asvg:svgBlip xmlns:asvg="http://schemas.microsoft.com/office/drawing/2016/SVG/main" r:embed="rId8"/>
-                        </a:ext>
-                      </a:extLst>
-                    </a:blip>
-                    <a:stretch>
-                      <a:fillRect/>
-                    </a:stretch>
-                  </pic:blipFill>
-                  <pic:spPr>
-                    <a:xfrm>
-                      <a:off x="0" y="0"/>
-                      <a:ext cx="464324" cy="464324"/>
-                    </a:xfrm>
-                    <a:prstGeom prst="rect">
-                      <a:avLst/>
-                    </a:prstGeom>
-                  </pic:spPr>
-                </pic:pic>
-              </a:graphicData>
-            </a:graphic>
-          </wp:inline>
-        </w:drawing>
-      </w:r>
     </w:p>
     <w:p>
       <w:pPr>
@@ -993,58 +923,6 @@
       <w:r>
         <w:t>Minimum expected features (choose at least 4; more is fine)</w:t>
       </w:r>
-      <w:r>
-        <w:rPr>
-          <w:noProof/>
-        </w:rPr>
-        <w:t xml:space="preserve"> </w:t>
-      </w:r>
-      <w:r>
-        <w:rPr>
-          <w:noProof/>
-        </w:rPr>
-        <w:drawing>
-          <wp:inline distT="0" distB="0" distL="0" distR="0" wp14:anchorId="0088CDC3" wp14:editId="1B4A71AE">
-            <wp:extent cx="462013" cy="462013"/>
-            <wp:effectExtent l="0" t="0" r="0" b="0"/>
-            <wp:docPr id="626226106" name="Graphic 1" descr="Badge Tick1 with solid fill"/>
-            <wp:cNvGraphicFramePr>
-              <a:graphicFrameLocks xmlns:a="http://schemas.openxmlformats.org/drawingml/2006/main" noChangeAspect="1"/>
-            </wp:cNvGraphicFramePr>
-            <a:graphic xmlns:a="http://schemas.openxmlformats.org/drawingml/2006/main">
-              <a:graphicData uri="http://schemas.openxmlformats.org/drawingml/2006/picture">
-                <pic:pic xmlns:pic="http://schemas.openxmlformats.org/drawingml/2006/picture">
-                  <pic:nvPicPr>
-                    <pic:cNvPr id="1676172205" name="Graphic 1676172205" descr="Badge Tick1 with solid fill"/>
-                    <pic:cNvPicPr/>
-                  </pic:nvPicPr>
-                  <pic:blipFill>
-                    <a:blip r:embed="rId7">
-                      <a:extLst>
-                        <a:ext uri="{96DAC541-7B7A-43D3-8B79-37D633B846F1}">
-                          <asvg:svgBlip xmlns:asvg="http://schemas.microsoft.com/office/drawing/2016/SVG/main" r:embed="rId8"/>
-                        </a:ext>
-                      </a:extLst>
-                    </a:blip>
-                    <a:stretch>
-                      <a:fillRect/>
-                    </a:stretch>
-                  </pic:blipFill>
-                  <pic:spPr>
-                    <a:xfrm>
-                      <a:off x="0" y="0"/>
-                      <a:ext cx="464324" cy="464324"/>
-                    </a:xfrm>
-                    <a:prstGeom prst="rect">
-                      <a:avLst/>
-                    </a:prstGeom>
-                  </pic:spPr>
-                </pic:pic>
-              </a:graphicData>
-            </a:graphic>
-          </wp:inline>
-        </w:drawing>
-      </w:r>
     </w:p>
     <w:p>
       <w:pPr>
@@ -1169,9 +1047,6 @@
       </w:r>
       <w:r>
         <w:br/>
-      </w:r>
-      <w:r>
-        <w:lastRenderedPageBreak/>
         <w:t>TASK: [describe one small task, e.g., create the Events page with filtering]</w:t>
       </w:r>
       <w:r>
@@ -1188,6 +1063,7 @@
         <w:pStyle w:val="Heading2"/>
       </w:pPr>
       <w:r>
+        <w:lastRenderedPageBreak/>
         <w:t>What to submit for this component</w:t>
       </w:r>
     </w:p>
@@ -1441,7 +1317,6 @@
         <w:pStyle w:val="Heading1"/>
       </w:pPr>
       <w:r>
-        <w:lastRenderedPageBreak/>
         <w:t>Component 5 – Accessibility and user testing (10%)</w:t>
       </w:r>
     </w:p>
@@ -1466,6 +1341,7 @@
         <w:pStyle w:val="ListBullet"/>
       </w:pPr>
       <w:r>
+        <w:lastRenderedPageBreak/>
         <w:t>Record issues found and the changes you made.</w:t>
       </w:r>
     </w:p>
@@ -2084,7 +1960,7 @@
   <w:abstractNum w:abstractNumId="7" w15:restartNumberingAfterBreak="0">
     <w:nsid w:val="FFFFFF88"/>
     <w:multiLevelType w:val="singleLevel"/>
-    <w:tmpl w:val="D21867C2"/>
+    <w:tmpl w:val="D0A62B40"/>
     <w:lvl w:ilvl="0">
       <w:start w:val="1"/>
       <w:numFmt w:val="decimal"/>
@@ -2102,7 +1978,7 @@
   <w:abstractNum w:abstractNumId="8" w15:restartNumberingAfterBreak="0">
     <w:nsid w:val="FFFFFF89"/>
     <w:multiLevelType w:val="singleLevel"/>
-    <w:tmpl w:val="4568348E"/>
+    <w:tmpl w:val="29761A62"/>
     <w:lvl w:ilvl="0">
       <w:start w:val="1"/>
       <w:numFmt w:val="bullet"/>
@@ -2146,12 +2022,6 @@
   </w:num>
   <w:num w:numId="9" w16cid:durableId="1463764559">
     <w:abstractNumId w:val="0"/>
-  </w:num>
-  <w:num w:numId="10" w16cid:durableId="983124151">
-    <w:abstractNumId w:val="7"/>
-  </w:num>
-  <w:num w:numId="11" w16cid:durableId="481970930">
-    <w:abstractNumId w:val="7"/>
   </w:num>
 </w:numbering>
 </file>

--- a/CA3 Brief.docx
+++ b/CA3 Brief.docx
@@ -809,8 +809,14 @@
     <w:p>
       <w:pPr>
         <w:pStyle w:val="ListNumber"/>
-      </w:pPr>
-      <w:r>
+        <w:rPr>
+          <w:highlight w:val="green"/>
+        </w:rPr>
+      </w:pPr>
+      <w:r>
+        <w:rPr>
+          <w:highlight w:val="green"/>
+        </w:rPr>
         <w:t>Deployment plan (conceptual)</w:t>
       </w:r>
     </w:p>
@@ -2102,7 +2108,7 @@
   <w:abstractNum w:abstractNumId="8" w15:restartNumberingAfterBreak="0">
     <w:nsid w:val="FFFFFF89"/>
     <w:multiLevelType w:val="singleLevel"/>
-    <w:tmpl w:val="4568348E"/>
+    <w:tmpl w:val="C32ABA9A"/>
     <w:lvl w:ilvl="0">
       <w:start w:val="1"/>
       <w:numFmt w:val="bullet"/>
